--- a/03_Entregables-diseño/SI - Ciclo II/1 - SI-SGCSSMA - Sistema de gestión de calidad, seguridad, salud y medio ambiente/Instrumentos de evaluación/CUESTIONARIOS Y EXÁMENES/EF Banco de preguntas.docx
+++ b/03_Entregables-diseño/SI - Ciclo II/1 - SI-SGCSSMA - Sistema de gestión de calidad, seguridad, salud y medio ambiente/Instrumentos de evaluación/CUESTIONARIOS Y EXÁMENES/EF Banco de preguntas.docx
@@ -803,7 +803,7 @@
           <w:color w:val="0D2632"/>
           <w:sz w:val="22"/>
         </w:rPr>
-        <w:t>7.  La empresa decide rotar al personal expuesto a vibración para reducir su tiempo de exposición diaria. ¿Qué nivel de control aplicó según la ISO 45001?</w:t>
+        <w:t>7.  Un procedimiento nuevo se acompaña de formación al personal. Según la ISO 45001, ¿en qué nivel de la jerarquía actúa esa formación?</w:t>
       </w:r>
     </w:p>
     <w:p>
@@ -818,7 +818,7 @@
           <w:color w:val="5A6A72"/>
           <w:sz w:val="22"/>
         </w:rPr>
-        <w:t>a)  Nivel 5, porque protege a la persona</w:t>
+        <w:t>a)  En el nivel 2, porque sustituye la práctica anterior</w:t>
       </w:r>
     </w:p>
     <w:p>
@@ -833,7 +833,7 @@
           <w:color w:val="5A6A72"/>
           <w:sz w:val="22"/>
         </w:rPr>
-        <w:t>b)  Nivel 4, porque es una medida administrativa</w:t>
+        <w:t>b)  En el nivel 3, junto con los controles de ingeniería</w:t>
       </w:r>
     </w:p>
     <w:p>
@@ -849,7 +849,7 @@
           <w:sz w:val="22"/>
           <w:highlight w:val="yellow"/>
         </w:rPr>
-        <w:t>c)  Nivel 3: reorganización del trabajo, junto a los controles de ingeniería</w:t>
+        <w:t>c)  En el nivel 4, junto con los controles administrativos</w:t>
       </w:r>
     </w:p>
     <w:p>
@@ -864,7 +864,7 @@
           <w:color w:val="5A6A72"/>
           <w:sz w:val="22"/>
         </w:rPr>
-        <w:t>d)  Nivel 2, porque sustituye la tarea</w:t>
+        <w:t>d)  Fuera de la jerarquía: la formación es un requisito de la cláusula 7.2</w:t>
       </w:r>
     </w:p>
     <w:p>
@@ -888,7 +888,7 @@
           <w:color w:val="5A6A72"/>
           <w:sz w:val="19"/>
         </w:rPr>
-        <w:t>Es lo que la ISO añade en el nivel 3 y el DS 024 no nombra: cambiar turnos, secuencia o quién hace qué es un control más alto que un procedimiento.</w:t>
+        <w:t>La ISO 45001 añade la formación al nivel 4, con la señalización y los controles administrativos. Es el penúltimo: capacitar no sustituye eliminar el peligro.</w:t>
       </w:r>
     </w:p>
     <w:p>
@@ -1051,7 +1051,7 @@
           <w:color w:val="0D2632"/>
           <w:sz w:val="22"/>
         </w:rPr>
-        <w:t>9.  ¿Qué se hace con el riesgo residual una vez determinado, además de registrarlo?</w:t>
+        <w:t>9.  Se publica una norma que modifica un requisito legal aplicable a la operación. ¿Entra a la gestión del cambio?</w:t>
       </w:r>
     </w:p>
     <w:p>
@@ -1067,7 +1067,7 @@
           <w:sz w:val="22"/>
           <w:highlight w:val="yellow"/>
         </w:rPr>
-        <w:t>a)  Se declara y se comunica a quien hace la tarea</w:t>
+        <w:t>a)  Sí: un requisito legal nuevo o modificado es uno de los cambios que se evalúan</w:t>
       </w:r>
     </w:p>
     <w:p>
@@ -1082,7 +1082,7 @@
           <w:color w:val="5A6A72"/>
           <w:sz w:val="22"/>
         </w:rPr>
-        <w:t>b)  Se comunica a la certificadora en la auditoría</w:t>
+        <w:t>b)  No: la gestión del cambio cubre equipos y procesos, no normas</w:t>
       </w:r>
     </w:p>
     <w:p>
@@ -1097,7 +1097,7 @@
           <w:color w:val="5A6A72"/>
           <w:sz w:val="22"/>
         </w:rPr>
-        <w:t>c)  Se traslada a la revisión por la dirección</w:t>
+        <w:t>c)  Solo si obliga a comprar equipos distintos</w:t>
       </w:r>
     </w:p>
     <w:p>
@@ -1112,7 +1112,7 @@
           <w:color w:val="5A6A72"/>
           <w:sz w:val="22"/>
         </w:rPr>
-        <w:t>d)  Se compara con el promedio del sector</w:t>
+        <w:t>d)  Solo si la autoridad lo notifica formalmente a la empresa</w:t>
       </w:r>
     </w:p>
     <w:p>
@@ -1136,7 +1136,7 @@
           <w:color w:val="5A6A72"/>
           <w:sz w:val="19"/>
         </w:rPr>
-        <w:t>El trabajador convive con ese resto. Lo que no se declara, lo descubre solo, normalmente el día en que se materializa.</w:t>
+        <w:t>El cambio no es solo físico. Un requisito legal nuevo cambia las condiciones de trabajo, y el artículo 49 c) de la Ley 29783 obliga a identificarlo y adoptar medidas.</w:t>
       </w:r>
     </w:p>
     <w:p>
@@ -1160,7 +1160,7 @@
           <w:color w:val="5A6A72"/>
           <w:sz w:val="19"/>
         </w:rPr>
-        <w:t>Sesión 14 · qué es el riesgo residual  ·  S14</w:t>
+        <w:t>Ley 29783, art. 49 c) — §15 verificado · sesión 14  ·  S14</w:t>
       </w:r>
     </w:p>
     <w:p>
@@ -2167,7 +2167,7 @@
           <w:color w:val="0D2632"/>
           <w:sz w:val="22"/>
         </w:rPr>
-        <w:t>18.  Una empresa principal no verificó la contratación de los seguros de su contratista, y un trabajador de este sufre un accidente en sus instalaciones. Según la Ley 29783…</w:t>
+        <w:t>18.  Llega a planta un equipo comprado sin el certificado de seguridad que exigía la orden de compra. ¿Cuándo debe cumplirse ese requisito, según el artículo 84 del DS 005-2012-TR?</w:t>
       </w:r>
     </w:p>
     <w:p>
@@ -2182,7 +2182,7 @@
           <w:color w:val="5A6A72"/>
           <w:sz w:val="22"/>
         </w:rPr>
-        <w:t>a)  responde el contratista, que es el empleador directo</w:t>
+        <w:t>a)  Antes de la siguiente auditoría interna</w:t>
       </w:r>
     </w:p>
     <w:p>
@@ -2198,7 +2198,7 @@
           <w:sz w:val="22"/>
           <w:highlight w:val="yellow"/>
         </w:rPr>
-        <w:t>b)  la principal es responsable solidaria frente a los daños e indemnizaciones</w:t>
+        <w:t>b)  Antes de utilizar el bien</w:t>
       </w:r>
     </w:p>
     <w:p>
@@ -2213,7 +2213,7 @@
           <w:color w:val="5A6A72"/>
           <w:sz w:val="22"/>
         </w:rPr>
-        <w:t>c)  responde la aseguradora del contratista</w:t>
+        <w:t>c)  Antes de la liquidación del contrato con el proveedor</w:t>
       </w:r>
     </w:p>
     <w:p>
@@ -2228,7 +2228,7 @@
           <w:color w:val="5A6A72"/>
           <w:sz w:val="22"/>
         </w:rPr>
-        <w:t>d)  la principal solo responde si el accidente fue por una condición de sus instalaciones</w:t>
+        <w:t>d)  Antes de que la autoridad lo requiera en una inspección</w:t>
       </w:r>
     </w:p>
     <w:p>
@@ -2252,7 +2252,7 @@
           <w:color w:val="5A6A72"/>
           <w:sz w:val="19"/>
         </w:rPr>
-        <w:t>Es el artículo 68 c). Y el d) dice lo mismo sobre no vigilar el cumplimiento de la normativa: la principal responde con su patrimonio.</w:t>
+        <w:t>El inciso c) pone la frontera en el uso, no en el control posterior: el equipo que llegó sin su certificación no se usa mientras tanto.</w:t>
       </w:r>
     </w:p>
     <w:p>
@@ -2276,7 +2276,7 @@
           <w:color w:val="5A6A72"/>
           <w:sz w:val="19"/>
         </w:rPr>
-        <w:t>Ley 29783, art. 68 c) — §15 verificado · sesión 16  ·  S16</w:t>
+        <w:t>DS 005-2012-TR, art. 84 c) — §15 verificado · sesión 16  ·  S16</w:t>
       </w:r>
     </w:p>
     <w:p>
@@ -2291,7 +2291,7 @@
           <w:color w:val="0D2632"/>
           <w:sz w:val="22"/>
         </w:rPr>
-        <w:t>19.  ¿A quiénes alcanza el sistema que la empresa principal garantiza en su centro de labores, según el artículo 68 a)?</w:t>
+        <w:t>19.  Una empresa terceriza por completo su mantenimiento. ¿Qué ocurre con ese proceso respecto del alcance del sistema?</w:t>
       </w:r>
     </w:p>
     <w:p>
@@ -2306,7 +2306,7 @@
           <w:color w:val="5A6A72"/>
           <w:sz w:val="22"/>
         </w:rPr>
-        <w:t>a)  Solo a sus trabajadores en planilla</w:t>
+        <w:t>a)  Sale del alcance y pasa al sistema del contratista</w:t>
       </w:r>
     </w:p>
     <w:p>
@@ -2321,7 +2321,7 @@
           <w:color w:val="5A6A72"/>
           <w:sz w:val="22"/>
         </w:rPr>
-        <w:t>b)  A sus trabajadores y a los de contratistas con contrato vigente</w:t>
+        <w:t>b)  Sale del alcance, pero se audita una vez al año</w:t>
       </w:r>
     </w:p>
     <w:p>
@@ -2337,7 +2337,7 @@
           <w:sz w:val="22"/>
           <w:highlight w:val="yellow"/>
         </w:rPr>
-        <w:t>c)  A trabajadores, quienes prestan servicios, modalidades formativas, visitantes y usuarios</w:t>
+        <w:t>c)  Sigue dentro del alcance, y se define por escrito qué controla cada parte</w:t>
       </w:r>
     </w:p>
     <w:p>
@@ -2352,7 +2352,7 @@
           <w:color w:val="5A6A72"/>
           <w:sz w:val="22"/>
         </w:rPr>
-        <w:t>d)  A todos los que cuenten con SCTR</w:t>
+        <w:t>d)  Sigue dentro del alcance solo si el contratista no está certificado</w:t>
       </w:r>
     </w:p>
     <w:p>
@@ -2376,7 +2376,7 @@
           <w:color w:val="5A6A72"/>
           <w:sz w:val="19"/>
         </w:rPr>
-        <w:t>El inciso los enumera e incluye visitantes y usuarios. El b) añade el deber de prevención de todo el personal que se encuentra en sus instalaciones.</w:t>
+        <w:t>Que el trabajo lo haga un tercero no lo saca del sistema. Lo que se reparte es el control, y ese reparto se escribe antes de empezar.</w:t>
       </w:r>
     </w:p>
     <w:p>
@@ -2400,7 +2400,7 @@
           <w:color w:val="5A6A72"/>
           <w:sz w:val="19"/>
         </w:rPr>
-        <w:t>Ley 29783, art. 68 a) — §15 verificado · sesión 16  ·  S16</w:t>
+        <w:t>Sesión 16 · contratar afuera no traslada la responsabilidad  ·  S16</w:t>
       </w:r>
     </w:p>
     <w:p>
@@ -2415,7 +2415,7 @@
           <w:color w:val="0D2632"/>
           <w:sz w:val="22"/>
         </w:rPr>
-        <w:t>20.  Llega un equipo importado con manuales y avisos de peligro solo en inglés. Según la Ley 29783…</w:t>
+        <w:t>20.  Según el artículo 69 de la Ley 29783, quien fabrica, importa o suministra un equipo debe disponer lo necesario para que…</w:t>
       </w:r>
     </w:p>
     <w:p>
@@ -2430,7 +2430,7 @@
           <w:color w:val="5A6A72"/>
           <w:sz w:val="22"/>
         </w:rPr>
-        <w:t>a)  la empresa que compra debe traducirlos antes de usar el equipo</w:t>
+        <w:t>a)  el comprador lo asegure antes de ponerlo en operación</w:t>
       </w:r>
     </w:p>
     <w:p>
@@ -2445,7 +2445,7 @@
           <w:color w:val="5A6A72"/>
           <w:sz w:val="22"/>
         </w:rPr>
-        <w:t>b)  basta con que el operador designado entienda inglés técnico</w:t>
+        <w:t>b)  se registre ante la autoridad competente del sector</w:t>
       </w:r>
     </w:p>
     <w:p>
@@ -2460,7 +2460,7 @@
           <w:color w:val="5A6A72"/>
           <w:sz w:val="22"/>
         </w:rPr>
-        <w:t>c)  es aceptable si el equipo trae pictogramas normalizados</w:t>
+        <w:t>c)  el comprador capacite a su personal antes de usarlo</w:t>
       </w:r>
     </w:p>
     <w:p>
@@ -2476,7 +2476,7 @@
           <w:sz w:val="22"/>
           <w:highlight w:val="yellow"/>
         </w:rPr>
-        <w:t>d)  quien lo suministra debe entregarlos traducidos al castellano y en lenguaje sencillo y preciso</w:t>
+        <w:t>d)  no constituya una fuente de peligro ni ponga en riesgo la seguridad o la salud</w:t>
       </w:r>
     </w:p>
     <w:p>
@@ -2500,7 +2500,7 @@
           <w:color w:val="5A6A72"/>
           <w:sz w:val="19"/>
         </w:rPr>
-        <w:t>Es el artículo 69 d). Y la obligación es del que suministra, no del que compra: el comprador no traduce, exige.</w:t>
+        <w:t>Es el inciso a), y traslada el deber al origen: la prevención empieza en quien pone el equipo en el mercado, no en quien lo recibe.</w:t>
       </w:r>
     </w:p>
     <w:p>
@@ -2524,7 +2524,7 @@
           <w:color w:val="5A6A72"/>
           <w:sz w:val="19"/>
         </w:rPr>
-        <w:t>Ley 29783, art. 69 d) — §15 verificado · sesión 16  ·  S16</w:t>
+        <w:t>Ley 29783, art. 69 a) — §15 verificado · sesión 16  ·  S16</w:t>
       </w:r>
     </w:p>
     <w:p>
@@ -3159,7 +3159,7 @@
           <w:color w:val="0D2632"/>
           <w:sz w:val="22"/>
         </w:rPr>
-        <w:t>26.  El tablero mensual de una empresa trae índice de frecuencia, severidad y accidentabilidad, los tres correctamente calculados, y nada más. Según el DS 005-2012-TR…</w:t>
+        <w:t>26.  El sonómetro con que se mide el ruido no tiene registro de calibración vigente. ¿Qué exige la cláusula 9.1.1?</w:t>
       </w:r>
     </w:p>
     <w:p>
@@ -3174,7 +3174,7 @@
           <w:color w:val="5A6A72"/>
           <w:sz w:val="22"/>
         </w:rPr>
-        <w:t>a)  cumple: son los tres índices que la norma exige</w:t>
+        <w:t>a)  Que la medición se repita con dos equipos distintos</w:t>
       </w:r>
     </w:p>
     <w:p>
@@ -3190,7 +3190,7 @@
           <w:sz w:val="22"/>
           <w:highlight w:val="yellow"/>
         </w:rPr>
-        <w:t>b)  incumple el artículo 87 b): la medición no puede basarse exclusivamente en estadísticas de accidentes</w:t>
+        <w:t>b)  Que el equipo se calibre o verifique, y se use y mantenga según corresponda</w:t>
       </w:r>
     </w:p>
     <w:p>
@@ -3205,7 +3205,7 @@
           <w:color w:val="5A6A72"/>
           <w:sz w:val="22"/>
         </w:rPr>
-        <w:t>c)  cumple, siempre que se comuniquen al comité</w:t>
+        <w:t>c)  Que el resultado se corrija aplicando un factor de seguridad</w:t>
       </w:r>
     </w:p>
     <w:p>
@@ -3220,7 +3220,7 @@
           <w:color w:val="5A6A72"/>
           <w:sz w:val="22"/>
         </w:rPr>
-        <w:t>d)  incumple el artículo 90, porque falta la revisión anual</w:t>
+        <w:t>d)  Nada: la calibración es materia de la cláusula 7.1, recursos</w:t>
       </w:r>
     </w:p>
     <w:p>
@@ -3244,7 +3244,7 @@
           <w:color w:val="5A6A72"/>
           <w:sz w:val="19"/>
         </w:rPr>
-        <w:t>Está escrito en el reglamento. Ese tablero mide lo que ya pasó y no dice nada sobre si los controles funcionan.</w:t>
+        <w:t>La cláusula lo pide expresamente. Un equipo sin calibrar no mide: produce números que nadie puede sostener ante un auditor.</w:t>
       </w:r>
     </w:p>
     <w:p>
@@ -3268,7 +3268,7 @@
           <w:color w:val="5A6A72"/>
           <w:sz w:val="19"/>
         </w:rPr>
-        <w:t>DS 005-2012-TR, art. 87 b) — §15 verificado · sesión 18  ·  S18</w:t>
+        <w:t>Sesión 18 · qué pide la cláusula 9.1.1  ·  S18</w:t>
       </w:r>
     </w:p>
     <w:p>
@@ -3531,7 +3531,7 @@
           <w:color w:val="0D2632"/>
           <w:sz w:val="22"/>
         </w:rPr>
-        <w:t>29.  Una empresa pequeña adopta el juego de indicadores de una corporación del mismo rubro. ¿Qué artículo desatiende?</w:t>
+        <w:t>29.  Según el artículo 86 del DS 005-2012-TR, ¿cómo deben ser las mediciones del desempeño?</w:t>
       </w:r>
     </w:p>
     <w:p>
@@ -3547,7 +3547,7 @@
           <w:sz w:val="22"/>
           <w:highlight w:val="yellow"/>
         </w:rPr>
-        <w:t>a)  El 85: la selección de indicadores se adecúa al tamaño, a la actividad y a los objetivos propios</w:t>
+        <w:t>a)  Cualitativas y cuantitativas, y basadas en los peligros y riesgos identificados</w:t>
       </w:r>
     </w:p>
     <w:p>
@@ -3562,7 +3562,7 @@
           <w:color w:val="5A6A72"/>
           <w:sz w:val="22"/>
         </w:rPr>
-        <w:t>b)  El 87 b), sobre no basarse solo en estadísticas de accidentes</w:t>
+        <w:t>b)  Exclusivamente cuantitativas, para poder compararlas entre periodos</w:t>
       </w:r>
     </w:p>
     <w:p>
@@ -3577,7 +3577,7 @@
           <w:color w:val="5A6A72"/>
           <w:sz w:val="22"/>
         </w:rPr>
-        <w:t>c)  El 86, sobre mediciones cualitativas y cuantitativas</w:t>
+        <w:t>c)  Las que determine la certificadora en la auditoría de seguimiento</w:t>
       </w:r>
     </w:p>
     <w:p>
@@ -3592,7 +3592,7 @@
           <w:color w:val="5A6A72"/>
           <w:sz w:val="22"/>
         </w:rPr>
-        <w:t>d)  El 81, sobre objetivos medibles</w:t>
+        <w:t>d)  Las mismas que use el resto del sector, para poder compararse</w:t>
       </w:r>
     </w:p>
     <w:p>
@@ -3616,7 +3616,7 @@
           <w:color w:val="5A6A72"/>
           <w:sz w:val="19"/>
         </w:rPr>
-        <w:t>El indicador del vecino no es el tuyo. Y el artículo 86 añade que las mediciones se basan en los peligros y riesgos ya identificados.</w:t>
+        <w:t>No todo lo que importa se cuenta. Y la base son los peligros y riesgos ya identificados, la política y los objetivos: se mide lo que la planificación dijo que importaba.</w:t>
       </w:r>
     </w:p>
     <w:p>
@@ -3640,7 +3640,7 @@
           <w:color w:val="5A6A72"/>
           <w:sz w:val="19"/>
         </w:rPr>
-        <w:t>DS 005-2012-TR, art. 85 — §15 verificado · sesión 18  ·  S18</w:t>
+        <w:t>DS 005-2012-TR, art. 86 — §15 verificado · sesión 18  ·  S18</w:t>
       </w:r>
     </w:p>
     <w:p>
@@ -3655,7 +3655,7 @@
           <w:color w:val="0D2632"/>
           <w:sz w:val="22"/>
         </w:rPr>
-        <w:t>30.  La exposición diaria a ruido se determina con una lectura puntual de treinta segundos, con sonómetro calibrado. ¿Cumple la cláusula 9.1.1?</w:t>
+        <w:t>30.  El tablero reporta un índice de frecuencia que incluye los accidentes atendidos con primeros auxilios. ¿Qué problema tiene ese número?</w:t>
       </w:r>
     </w:p>
     <w:p>
@@ -3670,7 +3670,7 @@
           <w:color w:val="5A6A72"/>
           <w:sz w:val="22"/>
         </w:rPr>
-        <w:t>a)  Sí: el equipo calibrado garantiza la validez del dato</w:t>
+        <w:t>a)  Ninguno: cuantos más casos se incluyan, más completo es el índice</w:t>
       </w:r>
     </w:p>
     <w:p>
@@ -3686,7 +3686,7 @@
           <w:sz w:val="22"/>
           <w:highlight w:val="yellow"/>
         </w:rPr>
-        <w:t>b)  No: el método debe ser válido para que el resultado diga lo que pretende decir</w:t>
+        <w:t>b)  Que el índice de frecuencia cuenta accidentes incapacitantes y fatales, no todo accidente registrado</w:t>
       </w:r>
     </w:p>
     <w:p>
@@ -3701,7 +3701,7 @@
           <w:color w:val="5A6A72"/>
           <w:sz w:val="22"/>
         </w:rPr>
-        <w:t>c)  Sí, si la lectura se toma en el punto más ruidoso</w:t>
+        <w:t>c)  Que los primeros auxilios se cuentan en el índice de severidad</w:t>
       </w:r>
     </w:p>
     <w:p>
@@ -3716,7 +3716,7 @@
           <w:color w:val="5A6A72"/>
           <w:sz w:val="22"/>
         </w:rPr>
-        <w:t>d)  No, porque el ruido se mide según la cláusula 8.1</w:t>
+        <w:t>d)  Que debió calcularse con factor 200 000 en lugar de un millón</w:t>
       </w:r>
     </w:p>
     <w:p>
@@ -3740,7 +3740,7 @@
           <w:color w:val="5A6A72"/>
           <w:sz w:val="19"/>
         </w:rPr>
-        <w:t>Calibrar el equipo y elegir un método válido son exigencias distintas. Un instrumento perfecto con un método equivocado produce números, no mediciones.</w:t>
+        <w:t>El número queda inflado frente al que reporta el resto del sector, y quien lo lea sin saberlo comparará cosas distintas. Un índice sin decir qué cuenta no significa nada.</w:t>
       </w:r>
     </w:p>
     <w:p>
@@ -3764,7 +3764,7 @@
           <w:color w:val="5A6A72"/>
           <w:sz w:val="19"/>
         </w:rPr>
-        <w:t>Sesión 18 · qué pide la cláusula 9.1.1  ·  S18</w:t>
+        <w:t>Sesión 18 · los tres índices y cómo se calculan  ·  S18</w:t>
       </w:r>
     </w:p>
     <w:p>
@@ -5763,7 +5763,7 @@
           <w:color w:val="0D2632"/>
           <w:sz w:val="22"/>
         </w:rPr>
-        <w:t>47.  Una empresa paga la multa de una inspección de trabajo y no modifica nada del sistema. Según el artículo 46…</w:t>
+        <w:t>47.  Según el artículo 45 de la Ley 29783, ¿para qué deben servir la vigilancia, las auditorías y los exámenes del sistema?</w:t>
       </w:r>
     </w:p>
     <w:p>
@@ -5778,7 +5778,7 @@
           <w:color w:val="5A6A72"/>
           <w:sz w:val="22"/>
         </w:rPr>
-        <w:t>a)  cumple: la obligación se extingue con el pago</w:t>
+        <w:t>a)  Para calcular el presupuesto del programa anual del año siguiente</w:t>
       </w:r>
     </w:p>
     <w:p>
@@ -5793,7 +5793,7 @@
           <w:color w:val="5A6A72"/>
           <w:sz w:val="22"/>
         </w:rPr>
-        <w:t>b)  incumple el inciso g), sobre cambios en las normas legales</w:t>
+        <w:t>b)  Para acreditar el cumplimiento ante la autoridad de trabajo</w:t>
       </w:r>
     </w:p>
     <w:p>
@@ -5809,7 +5809,7 @@
           <w:sz w:val="22"/>
           <w:highlight w:val="yellow"/>
         </w:rPr>
-        <w:t>c)  incumple el inciso h): los resultados y recomendaciones de la inspección alimentan la mejora continua</w:t>
+        <w:t>c)  Para identificar las causas de la disconformidad y adoptar medidas, incluidos cambios en el propio sistema</w:t>
       </w:r>
     </w:p>
     <w:p>
@@ -5824,7 +5824,7 @@
           <w:color w:val="5A6A72"/>
           <w:sz w:val="22"/>
         </w:rPr>
-        <w:t>d)  no aplica: el artículo se refiere solo a auditorías internas</w:t>
+        <w:t>d)  Para comparar el desempeño con el de otras empresas del sector</w:t>
       </w:r>
     </w:p>
     <w:p>
@@ -5848,7 +5848,7 @@
           <w:color w:val="5A6A72"/>
           <w:sz w:val="19"/>
         </w:rPr>
-        <w:t>El inciso h) obliga a alimentar el sistema con lo que dijo el inspector. Pagar y no cambiar nada incumple esto además de lo original.</w:t>
+        <w:t>La frase clave es «incluidos cambios en el propio sistema»: cuando la causa es del sistema, corregir un documento no alcanza.</w:t>
       </w:r>
     </w:p>
     <w:p>
@@ -5872,7 +5872,7 @@
           <w:color w:val="5A6A72"/>
           <w:sz w:val="19"/>
         </w:rPr>
-        <w:t>Ley 29783, art. 46 h) — §15 verificado · sesión 22  ·  S22</w:t>
+        <w:t>Ley 29783, art. 45 — §15 verificado · sesión 22  ·  S22</w:t>
       </w:r>
     </w:p>
     <w:p>
